--- a/templates/SPANISH/Table_summary_template.docx
+++ b/templates/SPANISH/Table_summary_template.docx
@@ -57,6 +57,11 @@
         <w:docPartUnique/>
       </w:docPartObj>
     </w:sdtPr>
+    <w:sdtEndPr>
+      <w:rPr>
+        <w:rStyle w:val="PageNumber"/>
+      </w:rPr>
+    </w:sdtEndPr>
     <w:sdtContent>
       <w:p>
         <w:pPr>
@@ -109,6 +114,11 @@
         <w:docPartUnique/>
       </w:docPartObj>
     </w:sdtPr>
+    <w:sdtEndPr>
+      <w:rPr>
+        <w:rStyle w:val="PageNumber"/>
+      </w:rPr>
+    </w:sdtEndPr>
     <w:sdtContent>
       <w:p>
         <w:pPr>
@@ -218,7 +228,27 @@
         <w:szCs w:val="18"/>
         <w:lang w:val="es-AR"/>
       </w:rPr>
-      <w:t xml:space="preserve"> 100 estudiantes en este subgrupo</w:t>
+      <w:t xml:space="preserve"> </w:t>
+    </w:r>
+    <w:bookmarkStart w:id="2" w:name="bmk1"/>
+    <w:r>
+      <w:rPr>
+        <w:rFonts w:ascii="Source Sans Pro" w:hAnsi="Source Sans Pro"/>
+        <w:sz w:val="18"/>
+        <w:szCs w:val="18"/>
+        <w:lang w:val="es-AR"/>
+      </w:rPr>
+      <w:t>bmk1</w:t>
+    </w:r>
+    <w:bookmarkEnd w:id="2"/>
+    <w:r>
+      <w:rPr>
+        <w:rFonts w:ascii="Source Sans Pro" w:hAnsi="Source Sans Pro"/>
+        <w:sz w:val="18"/>
+        <w:szCs w:val="18"/>
+        <w:lang w:val="es-AR"/>
+      </w:rPr>
+      <w:t xml:space="preserve"> estudiantes en este subgrupo</w:t>
     </w:r>
   </w:p>
 </w:ftr>
@@ -296,6 +326,7 @@
       <w:t xml:space="preserve"> ENCUESTA MUNDIAL DE SALUD A ESCOLARES </w:t>
     </w:r>
     <w:bookmarkStart w:id="0" w:name="year"/>
+    <w:proofErr w:type="spellStart"/>
     <w:r>
       <w:rPr>
         <w:rFonts w:ascii="Source Sans Pro" w:hAnsi="Source Sans Pro"/>
@@ -307,6 +338,7 @@
       <w:t>year</w:t>
     </w:r>
     <w:bookmarkEnd w:id="0"/>
+    <w:proofErr w:type="spellEnd"/>
   </w:p>
   <w:p>
     <w:pPr>
@@ -344,18 +376,34 @@
         <w:rFonts w:ascii="Source Sans Pro" w:hAnsi="Source Sans Pro"/>
       </w:rPr>
     </w:pPr>
-    <w:r>
-      <w:rPr>
-        <w:rFonts w:ascii="Source Sans Pro" w:hAnsi="Source Sans Pro"/>
-      </w:rPr>
-      <w:t>Tablas resumen</w:t>
-    </w:r>
+    <w:proofErr w:type="spellStart"/>
+    <w:r>
+      <w:rPr>
+        <w:rFonts w:ascii="Source Sans Pro" w:hAnsi="Source Sans Pro"/>
+      </w:rPr>
+      <w:t>Tablas</w:t>
+    </w:r>
+    <w:proofErr w:type="spellEnd"/>
     <w:r>
       <w:rPr>
         <w:rFonts w:ascii="Source Sans Pro" w:hAnsi="Source Sans Pro"/>
       </w:rPr>
       <w:t xml:space="preserve"> </w:t>
     </w:r>
+    <w:proofErr w:type="spellStart"/>
+    <w:r>
+      <w:rPr>
+        <w:rFonts w:ascii="Source Sans Pro" w:hAnsi="Source Sans Pro"/>
+      </w:rPr>
+      <w:t>resumen</w:t>
+    </w:r>
+    <w:proofErr w:type="spellEnd"/>
+    <w:r>
+      <w:rPr>
+        <w:rFonts w:ascii="Source Sans Pro" w:hAnsi="Source Sans Pro"/>
+      </w:rPr>
+      <w:t xml:space="preserve"> </w:t>
+    </w:r>
     <w:r>
       <w:rPr>
         <w:rFonts w:ascii="Source Sans Pro" w:hAnsi="Source Sans Pro"/>
@@ -372,8 +420,16 @@
       <w:rPr>
         <w:rFonts w:ascii="Source Sans Pro" w:hAnsi="Source Sans Pro"/>
       </w:rPr>
-      <w:t>Datos ponderados</w:t>
-    </w:r>
+      <w:t xml:space="preserve">Datos </w:t>
+    </w:r>
+    <w:proofErr w:type="spellStart"/>
+    <w:r>
+      <w:rPr>
+        <w:rFonts w:ascii="Source Sans Pro" w:hAnsi="Source Sans Pro"/>
+      </w:rPr>
+      <w:t>ponderados</w:t>
+    </w:r>
+    <w:proofErr w:type="spellEnd"/>
   </w:p>
 </w:hdr>
 </file>
@@ -1199,6 +1255,15 @@
 </file>
 
 <file path=customXml/item1.xml><?xml version="1.0" encoding="utf-8"?>
+<?mso-contentType ?>
+<FormTemplates xmlns="http://schemas.microsoft.com/sharepoint/v3/contenttype/forms">
+  <Display>DocumentLibraryForm</Display>
+  <Edit>DocumentLibraryForm</Edit>
+  <New>DocumentLibraryForm</New>
+</FormTemplates>
+</file>
+
+<file path=customXml/item2.xml><?xml version="1.0" encoding="utf-8"?>
 <p:properties xmlns:p="http://schemas.microsoft.com/office/2006/metadata/properties" xmlns:xsi="http://www.w3.org/2001/XMLSchema-instance" xmlns:pc="http://schemas.microsoft.com/office/infopath/2007/PartnerControls">
   <documentManagement>
     <lcf76f155ced4ddcb4097134ff3c332f xmlns="2199b669-f139-4cad-81c0-f0198b00fad6">
@@ -1209,20 +1274,7 @@
 </p:properties>
 </file>
 
-<file path=customXml/item2.xml><?xml version="1.0" encoding="utf-8"?>
-<?mso-contentType ?>
-<FormTemplates xmlns="http://schemas.microsoft.com/sharepoint/v3/contenttype/forms">
-  <Display>DocumentLibraryForm</Display>
-  <Edit>DocumentLibraryForm</Edit>
-  <New>DocumentLibraryForm</New>
-</FormTemplates>
-</file>
-
 <file path=customXml/item3.xml><?xml version="1.0" encoding="utf-8"?>
-<b:Sources xmlns:b="http://schemas.openxmlformats.org/officeDocument/2006/bibliography" xmlns="http://schemas.openxmlformats.org/officeDocument/2006/bibliography" SelectedStyle="/APASixthEditionOfficeOnline.xsl" StyleName="APA" Version="6"/>
-</file>
-
-<file path=customXml/item4.xml><?xml version="1.0" encoding="utf-8"?>
 <ct:contentTypeSchema xmlns:ct="http://schemas.microsoft.com/office/2006/metadata/contentType" xmlns:ma="http://schemas.microsoft.com/office/2006/metadata/properties/metaAttributes" ct:_="" ma:_="" ma:contentTypeName="Document" ma:contentTypeID="0x01010067970A7EC1C90C48A386F8B78D31816E" ma:contentTypeVersion="18" ma:contentTypeDescription="Create a new document." ma:contentTypeScope="" ma:versionID="7c5a1f6eeb0442f3fe3a122bfaf1a852">
   <xsd:schema xmlns:xsd="http://www.w3.org/2001/XMLSchema" xmlns:xs="http://www.w3.org/2001/XMLSchema" xmlns:p="http://schemas.microsoft.com/office/2006/metadata/properties" xmlns:ns2="2199b669-f139-4cad-81c0-f0198b00fad6" xmlns:ns3="cc7c30c3-4b65-4cc6-b84c-43aad756a2f2" xmlns:ns4="5e13aadc-de86-43ee-b386-40c01ba74c80" targetNamespace="http://schemas.microsoft.com/office/2006/metadata/properties" ma:root="true" ma:fieldsID="705beb6a12754410c5695455629349f7" ns2:_="" ns3:_="" ns4:_="">
     <xsd:import namespace="2199b669-f139-4cad-81c0-f0198b00fad6"/>
@@ -1482,7 +1534,19 @@
 </ct:contentTypeSchema>
 </file>
 
+<file path=customXml/item4.xml><?xml version="1.0" encoding="utf-8"?>
+<b:Sources xmlns:b="http://schemas.openxmlformats.org/officeDocument/2006/bibliography" xmlns="http://schemas.openxmlformats.org/officeDocument/2006/bibliography" SelectedStyle="/APASixthEditionOfficeOnline.xsl" StyleName="APA" Version="6"/>
+</file>
+
 <file path=customXml/itemProps1.xml><?xml version="1.0" encoding="utf-8"?>
+<ds:datastoreItem xmlns:ds="http://schemas.openxmlformats.org/officeDocument/2006/customXml" ds:itemID="{9D2957F5-3EA2-438E-B00A-D4A7B4ADBD9C}">
+  <ds:schemaRefs>
+    <ds:schemaRef ds:uri="http://schemas.microsoft.com/sharepoint/v3/contenttype/forms"/>
+  </ds:schemaRefs>
+</ds:datastoreItem>
+</file>
+
+<file path=customXml/itemProps2.xml><?xml version="1.0" encoding="utf-8"?>
 <ds:datastoreItem xmlns:ds="http://schemas.openxmlformats.org/officeDocument/2006/customXml" ds:itemID="{1198E811-7425-4347-A52A-A12F022A13B3}">
   <ds:schemaRefs>
     <ds:schemaRef ds:uri="http://schemas.microsoft.com/office/2006/metadata/properties"/>
@@ -1493,23 +1557,7 @@
 </ds:datastoreItem>
 </file>
 
-<file path=customXml/itemProps2.xml><?xml version="1.0" encoding="utf-8"?>
-<ds:datastoreItem xmlns:ds="http://schemas.openxmlformats.org/officeDocument/2006/customXml" ds:itemID="{9D2957F5-3EA2-438E-B00A-D4A7B4ADBD9C}">
-  <ds:schemaRefs>
-    <ds:schemaRef ds:uri="http://schemas.microsoft.com/sharepoint/v3/contenttype/forms"/>
-  </ds:schemaRefs>
-</ds:datastoreItem>
-</file>
-
 <file path=customXml/itemProps3.xml><?xml version="1.0" encoding="utf-8"?>
-<ds:datastoreItem xmlns:ds="http://schemas.openxmlformats.org/officeDocument/2006/customXml" ds:itemID="{9FE0966B-19E9-AA47-8F33-0F9AF9D53D6A}">
-  <ds:schemaRefs>
-    <ds:schemaRef ds:uri="http://schemas.openxmlformats.org/officeDocument/2006/bibliography"/>
-  </ds:schemaRefs>
-</ds:datastoreItem>
-</file>
-
-<file path=customXml/itemProps4.xml><?xml version="1.0" encoding="utf-8"?>
 <ds:datastoreItem xmlns:ds="http://schemas.openxmlformats.org/officeDocument/2006/customXml" ds:itemID="{11DCD087-209C-4A4F-AB12-8C1B7A9CBAF6}">
   <ds:schemaRefs>
     <ds:schemaRef ds:uri="http://schemas.microsoft.com/office/2006/metadata/contentType"/>
@@ -1527,4 +1575,12 @@
     <ds:schemaRef ds:uri="http://schemas.microsoft.com/internal/obd"/>
   </ds:schemaRefs>
 </ds:datastoreItem>
+</file>
+
+<file path=customXml/itemProps4.xml><?xml version="1.0" encoding="utf-8"?>
+<ds:datastoreItem xmlns:ds="http://schemas.openxmlformats.org/officeDocument/2006/customXml" ds:itemID="{9FE0966B-19E9-AA47-8F33-0F9AF9D53D6A}">
+  <ds:schemaRefs>
+    <ds:schemaRef ds:uri="http://schemas.openxmlformats.org/officeDocument/2006/bibliography"/>
+  </ds:schemaRefs>
+</ds:datastoreItem>
 </file>